--- a/项目4 财务数据的获取整理与整合_修订稿V1.docx
+++ b/项目4 财务数据的获取整理与整合_修订稿V1.docx
@@ -3857,7 +3857,7 @@
           <w:rFonts w:ascii="Times New Roman" w:hAnsi="Times New Roman" w:eastAsia="微软雅黑"/>
           <w:sz w:val="24"/>
         </w:rPr>
-        <w:t xml:space="preserve">（2）对照表4-3，判断每个来源应该走哪条处理路径（直接整理／用多模态AI提取／用AI解析文档）。</w:t>
+        <w:t xml:space="preserve">（2）对照表4-3，判断每个来源应该走哪条处理路径（直接整理/用多模态AI提取/用AI解析文档）。</w:t>
       </w:r>
     </w:p>
     <w:p>
@@ -7415,7 +7415,7 @@
           <w:rFonts w:ascii="Times New Roman" w:hAnsi="Times New Roman" w:eastAsia="微软雅黑"/>
           <w:sz w:val="24"/>
         </w:rPr>
-        <w:t xml:space="preserve">（3）把AI的输出与原票据逐项核对，**找出至少1处识别错误或不一致**，写明错在哪里、你凭什么判断它错了。</w:t>
+        <w:t xml:space="preserve">（3）把AI的输出与原票据逐项核对，找出至少1处识别错误或不一致，写明错在哪里、你凭什么判断它错了。</w:t>
       </w:r>
     </w:p>
     <w:p>
@@ -7427,7 +7427,7 @@
           <w:rFonts w:ascii="Times New Roman" w:hAnsi="Times New Roman" w:eastAsia="微软雅黑"/>
           <w:sz w:val="24"/>
         </w:rPr>
-        <w:t xml:space="preserve">（4）**优化提示词后再试一次**（例如补充“金额请保留两位小数”“不确定的字段请标注为存疑”），比较两次输出有什么不同。</w:t>
+        <w:t xml:space="preserve">（4）优化提示词后再试一次（例如补充“金额请保留两位小数”“不确定的字段请标注为存疑”），比较两次输出有什么不同。</w:t>
       </w:r>
     </w:p>
     <w:p>
@@ -11861,7 +11861,7 @@
           <w:rFonts w:ascii="Times New Roman" w:hAnsi="Times New Roman" w:eastAsia="微软雅黑"/>
           <w:sz w:val="24"/>
         </w:rPr>
-        <w:t xml:space="preserve">（2）按表4-8、表4-10的公式，把三列分别标准化，并各截图保存“处理前／处理后”的对照。</w:t>
+        <w:t xml:space="preserve">（2）按表4-8、表4-10的公式，把三列分别标准化，并各截图保存“处理前/处理后”的对照。</w:t>
       </w:r>
     </w:p>
     <w:p>
@@ -11885,7 +11885,7 @@
           <w:rFonts w:ascii="Times New Roman" w:hAnsi="Times New Roman" w:eastAsia="微软雅黑"/>
           <w:sz w:val="24"/>
         </w:rPr>
-        <w:t xml:space="preserve">（4）建立一个**小映射表**（原始写法→规范名称），用VLOOKUP把名称列批量替换为规范名称。</w:t>
+        <w:t xml:space="preserve">（4）建立一个小映射表（原始写法→规范名称），用VLOOKUP把名称列批量替换为规范名称。</w:t>
       </w:r>
     </w:p>
     <w:p>
@@ -15613,7 +15613,7 @@
           <w:rFonts w:ascii="Times New Roman" w:hAnsi="Times New Roman" w:eastAsia="微软雅黑"/>
           <w:sz w:val="24"/>
         </w:rPr>
-        <w:t xml:space="preserve">（4）**故意破坏一次**：删掉合并结果中的某几行，再跑一遍验证，看验证能不能发现这个错误。这一步能让你真正理解“验证是为了防什么”。</w:t>
+        <w:t xml:space="preserve">（4）故意破坏一次：删掉合并结果中的某几行，再跑一遍验证，看验证能不能发现这个错误。这一步能让你真正理解“验证是为了防什么”。</w:t>
       </w:r>
     </w:p>
     <w:p>
@@ -15726,7 +15726,7 @@
           <w:rFonts w:ascii="Times New Roman" w:hAnsi="Times New Roman" w:eastAsia="微软雅黑"/>
           <w:sz w:val="24"/>
         </w:rPr>
-        <w:t xml:space="preserve">下面这个任务，不是让你分别练习四个工具，而是要你交出一张“**经得起验证**”的整合结果：每一步都要留下痕迹，也要说清楚为什么这么处理。</w:t>
+        <w:t xml:space="preserve">下面这个任务，不是让你分别练习四个工具，而是要你交出一张“经得起验证”的整合结果：每一步都要留下痕迹，也要说清楚为什么这么处理。</w:t>
       </w:r>
     </w:p>
     <w:p>
@@ -15954,7 +15954,7 @@
           <w:rFonts w:ascii="Times New Roman" w:hAnsi="Times New Roman" w:eastAsia="微软雅黑"/>
           <w:sz w:val="24"/>
         </w:rPr>
-        <w:t xml:space="preserve">（3）如果某一条验证没有通过，写下你的排查过程——**排查记录比“一次通过”更有价值**。</w:t>
+        <w:t xml:space="preserve">（3）如果某一条验证没有通过，写下你的排查过程——排查记录比“一次通过”更有价值。</w:t>
       </w:r>
     </w:p>
     <w:p>
@@ -18625,7 +18625,7 @@
           <w:rFonts w:ascii="Times New Roman" w:hAnsi="Times New Roman" w:eastAsia="微软雅黑"/>
           <w:sz w:val="24"/>
         </w:rPr>
-        <w:t>python 合并数据.py</w:t>
+        <w:t>python合并数据.py</w:t>
       </w:r>
       <w:r>
         <w:rPr>
